--- a/lessons/5-10/homework.docx
+++ b/lessons/5-10/homework.docx
@@ -24,7 +24,7 @@
           <w:i/>
           <w:iCs/>
         </w:rPr>
-        <w:t xml:space="preserve">Lesson 10-2  •  Standard 6.GR.2</w:t>
+        <w:t xml:space="preserve">Lesson 5-10  •  Standard 6.GR.2</w:t>
       </w:r>
     </w:p>
     <w:p>
@@ -161,10 +161,10 @@
           <w:b/>
           <w:bCs/>
         </w:rPr>
-        <w:t xml:space="preserve">Volume (Volumen)</w:t>
-      </w:r>
-      <w:r>
-        <w:t xml:space="preserve"> — How much space is inside a solid shape.</w:t>
+        <w:t xml:space="preserve">Volume of Rectangular Prisms (Volumen de prismas rectangulares)</w:t>
+      </w:r>
+      <w:r>
+        <w:t xml:space="preserve"> — The space inside a rectangular prism. Formula: V = Bh = l × w × h.</w:t>
       </w:r>
     </w:p>
     <w:p>
@@ -224,10 +224,10 @@
           <w:b/>
           <w:bCs/>
         </w:rPr>
-        <w:t xml:space="preserve">Rectangular prism (Prisma rectangular)</w:t>
-      </w:r>
-      <w:r>
-        <w:t xml:space="preserve"> — A solid box shape with six flat rectangle sides.</w:t>
+        <w:t xml:space="preserve">Volume (Volumen)</w:t>
+      </w:r>
+      <w:r>
+        <w:t xml:space="preserve"> — How much space is inside a solid shape.</w:t>
       </w:r>
     </w:p>
     <w:p>
@@ -239,7 +239,7 @@
       <w:r>
         <w:drawing>
           <wp:inline distT="0" distB="0" distL="0" distR="0">
-            <wp:extent cx="1047750" cy="790575"/>
+            <wp:extent cx="1047750" cy="695325"/>
             <wp:effectExtent t="0" r="0" b="0" l="0"/>
             <wp:docPr id="1" name="" descr="" title=""/>
             <wp:cNvGraphicFramePr>
@@ -264,7 +264,7 @@
                   <pic:spPr bwMode="auto">
                     <a:xfrm>
                       <a:off x="0" y="0"/>
-                      <a:ext cx="1047750" cy="790575"/>
+                      <a:ext cx="1047750" cy="695325"/>
                     </a:xfrm>
                     <a:prstGeom prst="rect">
                       <a:avLst/>
@@ -287,10 +287,10 @@
           <w:b/>
           <w:bCs/>
         </w:rPr>
-        <w:t xml:space="preserve">Cubic units (Unidades cúbicas)</w:t>
-      </w:r>
-      <w:r>
-        <w:t xml:space="preserve"> — The units used to measure space inside, like cubic inches.</w:t>
+        <w:t xml:space="preserve">Rectangular prism (Prisma rectangular)</w:t>
+      </w:r>
+      <w:r>
+        <w:t xml:space="preserve"> — A solid box shape with six flat rectangle sides.</w:t>
       </w:r>
     </w:p>
     <w:p>
@@ -350,10 +350,10 @@
           <w:b/>
           <w:bCs/>
         </w:rPr>
-        <w:t xml:space="preserve">Dimensions (Dimensiones)</w:t>
-      </w:r>
-      <w:r>
-        <w:t xml:space="preserve"> — How long, how wide, and how tall a shape is.</w:t>
+        <w:t xml:space="preserve">Cubic units (Unidades cúbicas)</w:t>
+      </w:r>
+      <w:r>
+        <w:t xml:space="preserve"> — The units used to measure space inside, like cubic inches.</w:t>
       </w:r>
     </w:p>
     <w:p>
@@ -413,6 +413,69 @@
           <w:b/>
           <w:bCs/>
         </w:rPr>
+        <w:t xml:space="preserve">Dimensions (Dimensiones)</w:t>
+      </w:r>
+      <w:r>
+        <w:t xml:space="preserve"> — How long, how wide, and how tall a shape is.</w:t>
+      </w:r>
+    </w:p>
+    <w:p>
+      <w:pPr>
+        <w:keepNext/>
+        <w:spacing w:after="20" w:before="80"/>
+        <w:jc w:val="center"/>
+      </w:pPr>
+      <w:r>
+        <w:drawing>
+          <wp:inline distT="0" distB="0" distL="0" distR="0">
+            <wp:extent cx="1047750" cy="695325"/>
+            <wp:effectExtent t="0" r="0" b="0" l="0"/>
+            <wp:docPr id="1" name="" descr="" title=""/>
+            <wp:cNvGraphicFramePr>
+              <a:graphicFrameLocks xmlns:a="http://schemas.openxmlformats.org/drawingml/2006/main" noChangeAspect="1"/>
+            </wp:cNvGraphicFramePr>
+            <a:graphic xmlns:a="http://schemas.openxmlformats.org/drawingml/2006/main">
+              <a:graphicData uri="http://schemas.openxmlformats.org/drawingml/2006/picture">
+                <pic:pic xmlns:pic="http://schemas.openxmlformats.org/drawingml/2006/picture">
+                  <pic:nvPicPr>
+                    <pic:cNvPr id="0" name="" descr=""/>
+                    <pic:cNvPicPr>
+                      <a:picLocks noChangeAspect="1" noChangeArrowheads="1"/>
+                    </pic:cNvPicPr>
+                  </pic:nvPicPr>
+                  <pic:blipFill>
+                    <a:blip r:embed="rId12" cstate="none"/>
+                    <a:srcRect/>
+                    <a:stretch>
+                      <a:fillRect/>
+                    </a:stretch>
+                  </pic:blipFill>
+                  <pic:spPr bwMode="auto">
+                    <a:xfrm>
+                      <a:off x="0" y="0"/>
+                      <a:ext cx="1047750" cy="695325"/>
+                    </a:xfrm>
+                    <a:prstGeom prst="rect">
+                      <a:avLst/>
+                    </a:prstGeom>
+                  </pic:spPr>
+                </pic:pic>
+              </a:graphicData>
+            </a:graphic>
+          </wp:inline>
+        </w:drawing>
+      </w:r>
+    </w:p>
+    <w:p>
+      <w:pPr>
+        <w:keepNext/>
+        <w:spacing w:after="120"/>
+      </w:pPr>
+      <w:r>
+        <w:rPr>
+          <w:b/>
+          <w:bCs/>
+        </w:rPr>
         <w:t xml:space="preserve">Net (Plantilla (desarrollo plano))</w:t>
       </w:r>
       <w:r>
@@ -444,7 +507,7 @@
                     </pic:cNvPicPr>
                   </pic:nvPicPr>
                   <pic:blipFill>
-                    <a:blip r:embed="rId12" cstate="none"/>
+                    <a:blip r:embed="rId13" cstate="none"/>
                     <a:srcRect/>
                     <a:stretch>
                       <a:fillRect/>
@@ -1070,7 +1133,7 @@
           <w:b/>
           <w:bCs/>
         </w:rPr>
-        <w:t xml:space="preserve">6. onLevel — Spot the Common Mistake</w:t>
+        <w:t xml:space="preserve">6. Spot the Common Mistake</w:t>
       </w:r>
     </w:p>
     <w:p>
@@ -1589,7 +1652,7 @@
           <w:b/>
           <w:bCs/>
         </w:rPr>
-        <w:t xml:space="preserve">6. onLevel — Spot the Common Mistake</w:t>
+        <w:t xml:space="preserve">6. Spot the Common Mistake</w:t>
       </w:r>
     </w:p>
     <w:p>
@@ -1606,6 +1669,14 @@
       </w:pPr>
       <w:r>
         <w:t xml:space="preserve">     Correct work: The student ignored the fractional edge of 1/2 in. A fractional edge still counts: V = 6 × 4 × 1/2 = 24 × 1/2 = 12 cubic in.</w:t>
+      </w:r>
+    </w:p>
+    <w:p>
+      <w:pPr>
+        <w:spacing w:after="80" w:before="0"/>
+      </w:pPr>
+      <w:r>
+        <w:t xml:space="preserve">     Watch for: The Calculate step threw away the 1/2 in height, but a fractional edge is still an edge. Multiply all three: V = 6 × 4 × 1/2 = 24 × 1/2 = 12 cubic in. A half-inch height makes the volume half of 24, not equal to it.</w:t>
       </w:r>
     </w:p>
     <w:p>

--- a/lessons/5-10/homework.docx
+++ b/lessons/5-10/homework.docx
@@ -428,7 +428,7 @@
       <w:r>
         <w:drawing>
           <wp:inline distT="0" distB="0" distL="0" distR="0">
-            <wp:extent cx="1047750" cy="695325"/>
+            <wp:extent cx="1047750" cy="790575"/>
             <wp:effectExtent t="0" r="0" b="0" l="0"/>
             <wp:docPr id="1" name="" descr="" title=""/>
             <wp:cNvGraphicFramePr>
@@ -445,69 +445,6 @@
                   </pic:nvPicPr>
                   <pic:blipFill>
                     <a:blip r:embed="rId12" cstate="none"/>
-                    <a:srcRect/>
-                    <a:stretch>
-                      <a:fillRect/>
-                    </a:stretch>
-                  </pic:blipFill>
-                  <pic:spPr bwMode="auto">
-                    <a:xfrm>
-                      <a:off x="0" y="0"/>
-                      <a:ext cx="1047750" cy="695325"/>
-                    </a:xfrm>
-                    <a:prstGeom prst="rect">
-                      <a:avLst/>
-                    </a:prstGeom>
-                  </pic:spPr>
-                </pic:pic>
-              </a:graphicData>
-            </a:graphic>
-          </wp:inline>
-        </w:drawing>
-      </w:r>
-    </w:p>
-    <w:p>
-      <w:pPr>
-        <w:keepNext/>
-        <w:spacing w:after="120"/>
-      </w:pPr>
-      <w:r>
-        <w:rPr>
-          <w:b/>
-          <w:bCs/>
-        </w:rPr>
-        <w:t xml:space="preserve">Net (Plantilla (desarrollo plano))</w:t>
-      </w:r>
-      <w:r>
-        <w:t xml:space="preserve"> — A flat shape that folds up into a solid.</w:t>
-      </w:r>
-    </w:p>
-    <w:p>
-      <w:pPr>
-        <w:keepNext/>
-        <w:spacing w:after="20" w:before="80"/>
-        <w:jc w:val="center"/>
-      </w:pPr>
-      <w:r>
-        <w:drawing>
-          <wp:inline distT="0" distB="0" distL="0" distR="0">
-            <wp:extent cx="1047750" cy="790575"/>
-            <wp:effectExtent t="0" r="0" b="0" l="0"/>
-            <wp:docPr id="1" name="" descr="" title=""/>
-            <wp:cNvGraphicFramePr>
-              <a:graphicFrameLocks xmlns:a="http://schemas.openxmlformats.org/drawingml/2006/main" noChangeAspect="1"/>
-            </wp:cNvGraphicFramePr>
-            <a:graphic xmlns:a="http://schemas.openxmlformats.org/drawingml/2006/main">
-              <a:graphicData uri="http://schemas.openxmlformats.org/drawingml/2006/picture">
-                <pic:pic xmlns:pic="http://schemas.openxmlformats.org/drawingml/2006/picture">
-                  <pic:nvPicPr>
-                    <pic:cNvPr id="0" name="" descr=""/>
-                    <pic:cNvPicPr>
-                      <a:picLocks noChangeAspect="1" noChangeArrowheads="1"/>
-                    </pic:cNvPicPr>
-                  </pic:nvPicPr>
-                  <pic:blipFill>
-                    <a:blip r:embed="rId13" cstate="none"/>
                     <a:srcRect/>
                     <a:stretch>
                       <a:fillRect/>
